--- a/lab1-screenshots.docx
+++ b/lab1-screenshots.docx
@@ -82,6 +82,9 @@
         <w:spacing w:before="240" w:after="120"/>
       </w:pPr>
       <w:r>
+        <w:rPr>
+          <w:noProof/>
+        </w:rPr>
         <w:drawing>
           <wp:inline distT="0" distB="0" distL="0" distR="0" wp14:anchorId="20221E44" wp14:editId="4BC86E96">
             <wp:extent cx="5940425" cy="415290"/>
@@ -138,6 +141,9 @@
         <w:spacing w:before="240" w:after="120"/>
       </w:pPr>
       <w:r>
+        <w:rPr>
+          <w:noProof/>
+        </w:rPr>
         <w:drawing>
           <wp:inline distT="0" distB="0" distL="0" distR="0" wp14:anchorId="01A480CB" wp14:editId="07135E12">
             <wp:extent cx="2001536" cy="5349240"/>
@@ -202,6 +208,9 @@
         <w:spacing w:before="240" w:after="120"/>
       </w:pPr>
       <w:r>
+        <w:rPr>
+          <w:noProof/>
+        </w:rPr>
         <w:drawing>
           <wp:inline distT="0" distB="0" distL="0" distR="0" wp14:anchorId="440A5032" wp14:editId="306A9225">
             <wp:extent cx="2026920" cy="4405884"/>
@@ -266,6 +275,9 @@
         <w:spacing w:before="240" w:after="120"/>
       </w:pPr>
       <w:r>
+        <w:rPr>
+          <w:noProof/>
+        </w:rPr>
         <w:lastRenderedPageBreak/>
         <w:drawing>
           <wp:inline distT="0" distB="0" distL="0" distR="0" wp14:anchorId="3E5571E2" wp14:editId="05296662">
@@ -339,10 +351,10 @@
         </w:rPr>
         <w:lastRenderedPageBreak/>
         <w:drawing>
-          <wp:inline distT="0" distB="0" distL="0" distR="0" wp14:anchorId="716F17B7" wp14:editId="44FF2EFE">
-            <wp:extent cx="5940425" cy="3213100"/>
-            <wp:effectExtent l="0" t="0" r="3175" b="6350"/>
-            <wp:docPr id="1282298357" name="Рисунок 1"/>
+          <wp:inline distT="0" distB="0" distL="0" distR="0" wp14:anchorId="549EFB42" wp14:editId="33B45301">
+            <wp:extent cx="3954780" cy="7600731"/>
+            <wp:effectExtent l="0" t="0" r="7620" b="635"/>
+            <wp:docPr id="395118651" name="Рисунок 1"/>
             <wp:cNvGraphicFramePr>
               <a:graphicFrameLocks xmlns:a="http://schemas.openxmlformats.org/drawingml/2006/main" noChangeAspect="1"/>
             </wp:cNvGraphicFramePr>
@@ -350,7 +362,7 @@
               <a:graphicData uri="http://schemas.openxmlformats.org/drawingml/2006/picture">
                 <pic:pic xmlns:pic="http://schemas.openxmlformats.org/drawingml/2006/picture">
                   <pic:nvPicPr>
-                    <pic:cNvPr id="1282298357" name=""/>
+                    <pic:cNvPr id="395118651" name=""/>
                     <pic:cNvPicPr/>
                   </pic:nvPicPr>
                   <pic:blipFill>
@@ -362,7 +374,7 @@
                   <pic:spPr>
                     <a:xfrm>
                       <a:off x="0" y="0"/>
-                      <a:ext cx="5940425" cy="3213100"/>
+                      <a:ext cx="3956194" cy="7603448"/>
                     </a:xfrm>
                     <a:prstGeom prst="rect">
                       <a:avLst/>
@@ -405,11 +417,12 @@
         <w:rPr>
           <w:lang w:val="en-US"/>
         </w:rPr>
+        <w:lastRenderedPageBreak/>
         <w:drawing>
-          <wp:inline distT="0" distB="0" distL="0" distR="0" wp14:anchorId="09C184A7" wp14:editId="113C6EAE">
-            <wp:extent cx="5940425" cy="3197860"/>
-            <wp:effectExtent l="0" t="0" r="3175" b="2540"/>
-            <wp:docPr id="451540603" name="Рисунок 1"/>
+          <wp:inline distT="0" distB="0" distL="0" distR="0" wp14:anchorId="2F36F277" wp14:editId="46C1DAFF">
+            <wp:extent cx="3970020" cy="7714483"/>
+            <wp:effectExtent l="0" t="0" r="0" b="1270"/>
+            <wp:docPr id="172566662" name="Рисунок 1"/>
             <wp:cNvGraphicFramePr>
               <a:graphicFrameLocks xmlns:a="http://schemas.openxmlformats.org/drawingml/2006/main" noChangeAspect="1"/>
             </wp:cNvGraphicFramePr>
@@ -417,7 +430,7 @@
               <a:graphicData uri="http://schemas.openxmlformats.org/drawingml/2006/picture">
                 <pic:pic xmlns:pic="http://schemas.openxmlformats.org/drawingml/2006/picture">
                   <pic:nvPicPr>
-                    <pic:cNvPr id="451540603" name=""/>
+                    <pic:cNvPr id="172566662" name=""/>
                     <pic:cNvPicPr/>
                   </pic:nvPicPr>
                   <pic:blipFill>
@@ -429,7 +442,7 @@
                   <pic:spPr>
                     <a:xfrm>
                       <a:off x="0" y="0"/>
-                      <a:ext cx="5940425" cy="3197860"/>
+                      <a:ext cx="3972299" cy="7718912"/>
                     </a:xfrm>
                     <a:prstGeom prst="rect">
                       <a:avLst/>
@@ -474,10 +487,10 @@
         </w:rPr>
         <w:lastRenderedPageBreak/>
         <w:drawing>
-          <wp:inline distT="0" distB="0" distL="0" distR="0" wp14:anchorId="5D97A862" wp14:editId="62C302A2">
-            <wp:extent cx="5940425" cy="3206750"/>
-            <wp:effectExtent l="0" t="0" r="3175" b="0"/>
-            <wp:docPr id="1409948341" name="Рисунок 1"/>
+          <wp:inline distT="0" distB="0" distL="0" distR="0" wp14:anchorId="074A49AC" wp14:editId="66A7CF9A">
+            <wp:extent cx="3856515" cy="7391400"/>
+            <wp:effectExtent l="0" t="0" r="0" b="0"/>
+            <wp:docPr id="912538213" name="Рисунок 1"/>
             <wp:cNvGraphicFramePr>
               <a:graphicFrameLocks xmlns:a="http://schemas.openxmlformats.org/drawingml/2006/main" noChangeAspect="1"/>
             </wp:cNvGraphicFramePr>
@@ -485,7 +498,7 @@
               <a:graphicData uri="http://schemas.openxmlformats.org/drawingml/2006/picture">
                 <pic:pic xmlns:pic="http://schemas.openxmlformats.org/drawingml/2006/picture">
                   <pic:nvPicPr>
-                    <pic:cNvPr id="1409948341" name=""/>
+                    <pic:cNvPr id="912538213" name=""/>
                     <pic:cNvPicPr/>
                   </pic:nvPicPr>
                   <pic:blipFill>
@@ -497,7 +510,7 @@
                   <pic:spPr>
                     <a:xfrm>
                       <a:off x="0" y="0"/>
-                      <a:ext cx="5940425" cy="3206750"/>
+                      <a:ext cx="3860215" cy="7398492"/>
                     </a:xfrm>
                     <a:prstGeom prst="rect">
                       <a:avLst/>
@@ -513,9 +526,6 @@
     <w:p>
       <w:pPr>
         <w:spacing w:before="240" w:after="120"/>
-        <w:rPr>
-          <w:lang w:val="en-US"/>
-        </w:rPr>
       </w:pPr>
       <w:r>
         <w:t>Скриншот 7 — приложение, страница «Добавление»</w:t>
@@ -524,16 +534,15 @@
     <w:p>
       <w:pPr>
         <w:spacing w:before="240" w:after="120"/>
-        <w:rPr>
-          <w:lang w:val="en-US"/>
-        </w:rPr>
       </w:pPr>
     </w:p>
     <w:p>
       <w:pPr>
         <w:pStyle w:val="1"/>
-      </w:pPr>
-      <w:r>
+        <w:keepNext/>
+      </w:pPr>
+      <w:r>
+        <w:lastRenderedPageBreak/>
         <w:t>Сайт-донор и копирование дизайна</w:t>
       </w:r>
     </w:p>
@@ -546,6 +555,7 @@
       </w:pPr>
       <w:r>
         <w:rPr>
+          <w:noProof/>
           <w:lang w:val="en-US"/>
         </w:rPr>
         <w:drawing>
@@ -588,9 +598,6 @@
     <w:p>
       <w:pPr>
         <w:spacing w:before="240" w:after="120"/>
-        <w:rPr>
-          <w:lang w:val="en-US"/>
-        </w:rPr>
       </w:pPr>
       <w:r>
         <w:t>Скриншот 8 — DNS-</w:t>
@@ -607,28 +614,25 @@
     <w:p>
       <w:pPr>
         <w:spacing w:before="240" w:after="120"/>
-        <w:rPr>
-          <w:lang w:val="en-US"/>
-        </w:rPr>
-      </w:pPr>
-    </w:p>
-    <w:p>
-      <w:pPr>
-        <w:spacing w:before="240" w:after="120"/>
-        <w:rPr>
-          <w:lang w:val="en-US"/>
-        </w:rPr>
-      </w:pPr>
-      <w:r>
-        <w:rPr>
-          <w:lang w:val="en-US"/>
-        </w:rPr>
-        <w:lastRenderedPageBreak/>
+      </w:pPr>
+    </w:p>
+    <w:p>
+      <w:pPr>
+        <w:keepNext/>
+        <w:spacing w:before="240" w:after="120"/>
+        <w:rPr>
+          <w:lang w:val="en-US"/>
+        </w:rPr>
+      </w:pPr>
+      <w:r>
+        <w:rPr>
+          <w:lang w:val="en-US"/>
+        </w:rPr>
         <w:drawing>
-          <wp:inline distT="0" distB="0" distL="0" distR="0" wp14:anchorId="65E2F970" wp14:editId="3A6A1A74">
-            <wp:extent cx="5940425" cy="4672330"/>
+          <wp:inline distT="0" distB="0" distL="0" distR="0" wp14:anchorId="0F76D109" wp14:editId="7B3E04E6">
+            <wp:extent cx="5940425" cy="3543300"/>
             <wp:effectExtent l="0" t="0" r="3175" b="0"/>
-            <wp:docPr id="599267184" name="Рисунок 1"/>
+            <wp:docPr id="2115312714" name="Рисунок 1"/>
             <wp:cNvGraphicFramePr>
               <a:graphicFrameLocks xmlns:a="http://schemas.openxmlformats.org/drawingml/2006/main" noChangeAspect="1"/>
             </wp:cNvGraphicFramePr>
@@ -636,7 +640,7 @@
               <a:graphicData uri="http://schemas.openxmlformats.org/drawingml/2006/picture">
                 <pic:pic xmlns:pic="http://schemas.openxmlformats.org/drawingml/2006/picture">
                   <pic:nvPicPr>
-                    <pic:cNvPr id="599267184" name=""/>
+                    <pic:cNvPr id="2115312714" name=""/>
                     <pic:cNvPicPr/>
                   </pic:nvPicPr>
                   <pic:blipFill>
@@ -648,7 +652,7 @@
                   <pic:spPr>
                     <a:xfrm>
                       <a:off x="0" y="0"/>
-                      <a:ext cx="5940425" cy="4672330"/>
+                      <a:ext cx="5940425" cy="3543300"/>
                     </a:xfrm>
                     <a:prstGeom prst="rect">
                       <a:avLst/>
@@ -664,9 +668,6 @@
     <w:p>
       <w:pPr>
         <w:spacing w:before="240" w:after="120"/>
-        <w:rPr>
-          <w:lang w:val="en-US"/>
-        </w:rPr>
       </w:pPr>
       <w:r>
         <w:t>Скриншот 9 — файл style.css с перечислением скопированного</w:t>
@@ -675,19 +676,18 @@
     <w:p>
       <w:pPr>
         <w:spacing w:before="240" w:after="120"/>
-        <w:rPr>
-          <w:lang w:val="en-US"/>
-        </w:rPr>
       </w:pPr>
     </w:p>
     <w:p>
       <w:pPr>
         <w:pStyle w:val="1"/>
-        <w:rPr>
-          <w:lang w:val="en-US"/>
-        </w:rPr>
-      </w:pPr>
-      <w:r>
+        <w:keepNext/>
+        <w:rPr>
+          <w:lang w:val="en-US"/>
+        </w:rPr>
+      </w:pPr>
+      <w:r>
+        <w:lastRenderedPageBreak/>
         <w:t>Три страницы</w:t>
       </w:r>
     </w:p>
@@ -702,12 +702,11 @@
         <w:rPr>
           <w:lang w:val="en-US"/>
         </w:rPr>
-        <w:lastRenderedPageBreak/>
         <w:drawing>
-          <wp:inline distT="0" distB="0" distL="0" distR="0" wp14:anchorId="2DB59091" wp14:editId="2A6E94D7">
+          <wp:inline distT="0" distB="0" distL="0" distR="0" wp14:anchorId="4E1D02CC" wp14:editId="522194B3">
             <wp:extent cx="5940425" cy="3358515"/>
             <wp:effectExtent l="0" t="0" r="3175" b="0"/>
-            <wp:docPr id="1532857659" name="Рисунок 1"/>
+            <wp:docPr id="387885808" name="Рисунок 1"/>
             <wp:cNvGraphicFramePr>
               <a:graphicFrameLocks xmlns:a="http://schemas.openxmlformats.org/drawingml/2006/main" noChangeAspect="1"/>
             </wp:cNvGraphicFramePr>
@@ -715,7 +714,7 @@
               <a:graphicData uri="http://schemas.openxmlformats.org/drawingml/2006/picture">
                 <pic:pic xmlns:pic="http://schemas.openxmlformats.org/drawingml/2006/picture">
                   <pic:nvPicPr>
-                    <pic:cNvPr id="1532857659" name=""/>
+                    <pic:cNvPr id="387885808" name=""/>
                     <pic:cNvPicPr/>
                   </pic:nvPicPr>
                   <pic:blipFill>
@@ -743,9 +742,6 @@
     <w:p>
       <w:pPr>
         <w:spacing w:before="240" w:after="120"/>
-        <w:rPr>
-          <w:lang w:val="en-US"/>
-        </w:rPr>
       </w:pPr>
       <w:r>
         <w:t>Скриншот 10 — плитка с фильтром, запрос GET /?</w:t>
@@ -762,9 +758,6 @@
     <w:p>
       <w:pPr>
         <w:spacing w:before="240" w:after="120"/>
-        <w:rPr>
-          <w:lang w:val="en-US"/>
-        </w:rPr>
       </w:pPr>
     </w:p>
     <w:p>
@@ -779,10 +772,10 @@
           <w:lang w:val="en-US"/>
         </w:rPr>
         <w:drawing>
-          <wp:inline distT="0" distB="0" distL="0" distR="0" wp14:anchorId="32BD24A5" wp14:editId="5DBF62C3">
-            <wp:extent cx="5940425" cy="3355340"/>
-            <wp:effectExtent l="0" t="0" r="3175" b="0"/>
-            <wp:docPr id="533975722" name="Рисунок 1"/>
+          <wp:inline distT="0" distB="0" distL="0" distR="0" wp14:anchorId="14A3428E" wp14:editId="652BA560">
+            <wp:extent cx="5940425" cy="3199765"/>
+            <wp:effectExtent l="0" t="0" r="3175" b="635"/>
+            <wp:docPr id="477517758" name="Рисунок 1"/>
             <wp:cNvGraphicFramePr>
               <a:graphicFrameLocks xmlns:a="http://schemas.openxmlformats.org/drawingml/2006/main" noChangeAspect="1"/>
             </wp:cNvGraphicFramePr>
@@ -790,7 +783,7 @@
               <a:graphicData uri="http://schemas.openxmlformats.org/drawingml/2006/picture">
                 <pic:pic xmlns:pic="http://schemas.openxmlformats.org/drawingml/2006/picture">
                   <pic:nvPicPr>
-                    <pic:cNvPr id="533975722" name=""/>
+                    <pic:cNvPr id="477517758" name=""/>
                     <pic:cNvPicPr/>
                   </pic:nvPicPr>
                   <pic:blipFill>
@@ -802,7 +795,7 @@
                   <pic:spPr>
                     <a:xfrm>
                       <a:off x="0" y="0"/>
-                      <a:ext cx="5940425" cy="3355340"/>
+                      <a:ext cx="5940425" cy="3199765"/>
                     </a:xfrm>
                     <a:prstGeom prst="rect">
                       <a:avLst/>
@@ -871,10 +864,10 @@
         </w:rPr>
         <w:lastRenderedPageBreak/>
         <w:drawing>
-          <wp:inline distT="0" distB="0" distL="0" distR="0" wp14:anchorId="279ACB18" wp14:editId="6AF71751">
-            <wp:extent cx="5940425" cy="3368040"/>
-            <wp:effectExtent l="0" t="0" r="3175" b="3810"/>
-            <wp:docPr id="1124377110" name="Рисунок 1"/>
+          <wp:inline distT="0" distB="0" distL="0" distR="0" wp14:anchorId="4CAB5F35" wp14:editId="229ED4F5">
+            <wp:extent cx="5940425" cy="3194685"/>
+            <wp:effectExtent l="0" t="0" r="3175" b="5715"/>
+            <wp:docPr id="691504208" name="Рисунок 1"/>
             <wp:cNvGraphicFramePr>
               <a:graphicFrameLocks xmlns:a="http://schemas.openxmlformats.org/drawingml/2006/main" noChangeAspect="1"/>
             </wp:cNvGraphicFramePr>
@@ -882,7 +875,7 @@
               <a:graphicData uri="http://schemas.openxmlformats.org/drawingml/2006/picture">
                 <pic:pic xmlns:pic="http://schemas.openxmlformats.org/drawingml/2006/picture">
                   <pic:nvPicPr>
-                    <pic:cNvPr id="1124377110" name=""/>
+                    <pic:cNvPr id="691504208" name=""/>
                     <pic:cNvPicPr/>
                   </pic:nvPicPr>
                   <pic:blipFill>
@@ -894,7 +887,7 @@
                   <pic:spPr>
                     <a:xfrm>
                       <a:off x="0" y="0"/>
-                      <a:ext cx="5940425" cy="3368040"/>
+                      <a:ext cx="5940425" cy="3194685"/>
                     </a:xfrm>
                     <a:prstGeom prst="rect">
                       <a:avLst/>
@@ -910,9 +903,6 @@
     <w:p>
       <w:pPr>
         <w:spacing w:before="240" w:after="120"/>
-        <w:rPr>
-          <w:lang w:val="en-US"/>
-        </w:rPr>
       </w:pPr>
       <w:r>
         <w:t>Скриншот 12 — добавление, запрос GET /</w:t>
@@ -926,9 +916,6 @@
     <w:p>
       <w:pPr>
         <w:spacing w:before="240" w:after="120"/>
-        <w:rPr>
-          <w:lang w:val="en-US"/>
-        </w:rPr>
       </w:pPr>
     </w:p>
     <w:p>
@@ -959,10 +946,10 @@
           <w:lang w:val="en-US"/>
         </w:rPr>
         <w:drawing>
-          <wp:inline distT="0" distB="0" distL="0" distR="0" wp14:anchorId="1D6692D5" wp14:editId="2FF3B07F">
-            <wp:extent cx="5940425" cy="3338830"/>
-            <wp:effectExtent l="0" t="0" r="3175" b="0"/>
-            <wp:docPr id="1421127766" name="Рисунок 1"/>
+          <wp:inline distT="0" distB="0" distL="0" distR="0" wp14:anchorId="7BB49A68" wp14:editId="434F98E6">
+            <wp:extent cx="5940425" cy="3191510"/>
+            <wp:effectExtent l="0" t="0" r="3175" b="8890"/>
+            <wp:docPr id="331937906" name="Рисунок 1"/>
             <wp:cNvGraphicFramePr>
               <a:graphicFrameLocks xmlns:a="http://schemas.openxmlformats.org/drawingml/2006/main" noChangeAspect="1"/>
             </wp:cNvGraphicFramePr>
@@ -970,7 +957,7 @@
               <a:graphicData uri="http://schemas.openxmlformats.org/drawingml/2006/picture">
                 <pic:pic xmlns:pic="http://schemas.openxmlformats.org/drawingml/2006/picture">
                   <pic:nvPicPr>
-                    <pic:cNvPr id="1421127766" name=""/>
+                    <pic:cNvPr id="331937906" name=""/>
                     <pic:cNvPicPr/>
                   </pic:nvPicPr>
                   <pic:blipFill>
@@ -982,7 +969,7 @@
                   <pic:spPr>
                     <a:xfrm>
                       <a:off x="0" y="0"/>
-                      <a:ext cx="5940425" cy="3338830"/>
+                      <a:ext cx="5940425" cy="3191510"/>
                     </a:xfrm>
                     <a:prstGeom prst="rect">
                       <a:avLst/>
@@ -998,9 +985,6 @@
     <w:p>
       <w:pPr>
         <w:spacing w:before="240" w:after="120"/>
-        <w:rPr>
-          <w:lang w:val="en-US"/>
-        </w:rPr>
       </w:pPr>
       <w:r>
         <w:t xml:space="preserve">Скриншот 13 — HTML из Response со ссылками на </w:t>
@@ -1014,9 +998,6 @@
     <w:p>
       <w:pPr>
         <w:spacing w:before="240" w:after="120"/>
-        <w:rPr>
-          <w:lang w:val="en-US"/>
-        </w:rPr>
       </w:pPr>
     </w:p>
     <w:p>
@@ -1029,6 +1010,7 @@
       </w:pPr>
       <w:r>
         <w:rPr>
+          <w:noProof/>
           <w:lang w:val="en-US"/>
         </w:rPr>
         <w:lastRenderedPageBreak/>
@@ -1072,9 +1054,6 @@
     <w:p>
       <w:pPr>
         <w:spacing w:before="240" w:after="120"/>
-        <w:rPr>
-          <w:lang w:val="en-US"/>
-        </w:rPr>
       </w:pPr>
       <w:r>
         <w:t xml:space="preserve">Скриншот 14 — коллекция услуг, поля </w:t>
@@ -1096,20 +1075,18 @@
     <w:p>
       <w:pPr>
         <w:spacing w:before="240" w:after="120"/>
-        <w:rPr>
-          <w:lang w:val="en-US"/>
-        </w:rPr>
-      </w:pPr>
-    </w:p>
-    <w:p>
-      <w:pPr>
-        <w:spacing w:before="240" w:after="120"/>
-        <w:rPr>
-          <w:lang w:val="en-US"/>
-        </w:rPr>
-      </w:pPr>
-      <w:r>
-        <w:rPr>
+      </w:pPr>
+    </w:p>
+    <w:p>
+      <w:pPr>
+        <w:spacing w:before="240" w:after="120"/>
+        <w:rPr>
+          <w:lang w:val="en-US"/>
+        </w:rPr>
+      </w:pPr>
+      <w:r>
+        <w:rPr>
+          <w:noProof/>
           <w:lang w:val="en-US"/>
         </w:rPr>
         <w:lastRenderedPageBreak/>
@@ -1153,9 +1130,6 @@
     <w:p>
       <w:pPr>
         <w:spacing w:before="240" w:after="120"/>
-        <w:rPr>
-          <w:lang w:val="en-US"/>
-        </w:rPr>
       </w:pPr>
       <w:r>
         <w:t xml:space="preserve">Скриншот 15 — использование </w:t>
@@ -1172,20 +1146,18 @@
     <w:p>
       <w:pPr>
         <w:spacing w:before="240" w:after="120"/>
-        <w:rPr>
-          <w:lang w:val="en-US"/>
-        </w:rPr>
-      </w:pPr>
-    </w:p>
-    <w:p>
-      <w:pPr>
-        <w:spacing w:before="240" w:after="120"/>
-        <w:rPr>
-          <w:lang w:val="en-US"/>
-        </w:rPr>
-      </w:pPr>
-      <w:r>
-        <w:rPr>
+      </w:pPr>
+    </w:p>
+    <w:p>
+      <w:pPr>
+        <w:spacing w:before="240" w:after="120"/>
+        <w:rPr>
+          <w:lang w:val="en-US"/>
+        </w:rPr>
+      </w:pPr>
+      <w:r>
+        <w:rPr>
+          <w:noProof/>
           <w:lang w:val="en-US"/>
         </w:rPr>
         <w:lastRenderedPageBreak/>
@@ -1229,9 +1201,6 @@
     <w:p>
       <w:pPr>
         <w:spacing w:before="240" w:after="120"/>
-        <w:rPr>
-          <w:lang w:val="en-US"/>
-        </w:rPr>
       </w:pPr>
       <w:r>
         <w:t xml:space="preserve">Скриншот 16 — использование </w:t>
@@ -1248,20 +1217,18 @@
     <w:p>
       <w:pPr>
         <w:spacing w:before="240" w:after="120"/>
-        <w:rPr>
-          <w:lang w:val="en-US"/>
-        </w:rPr>
-      </w:pPr>
-    </w:p>
-    <w:p>
-      <w:pPr>
-        <w:spacing w:before="240" w:after="120"/>
-        <w:rPr>
-          <w:lang w:val="en-US"/>
-        </w:rPr>
-      </w:pPr>
-      <w:r>
-        <w:rPr>
+      </w:pPr>
+    </w:p>
+    <w:p>
+      <w:pPr>
+        <w:spacing w:before="240" w:after="120"/>
+        <w:rPr>
+          <w:lang w:val="en-US"/>
+        </w:rPr>
+      </w:pPr>
+      <w:r>
+        <w:rPr>
+          <w:noProof/>
           <w:lang w:val="en-US"/>
         </w:rPr>
         <w:lastRenderedPageBreak/>
@@ -1305,9 +1272,6 @@
     <w:p>
       <w:pPr>
         <w:spacing w:before="240" w:after="120"/>
-        <w:rPr>
-          <w:lang w:val="en-US"/>
-        </w:rPr>
       </w:pPr>
       <w:r>
         <w:t xml:space="preserve">Скриншот 17 — использование </w:t>
@@ -1324,17 +1288,16 @@
     <w:p>
       <w:pPr>
         <w:spacing w:before="240" w:after="120"/>
-        <w:rPr>
-          <w:lang w:val="en-US"/>
-        </w:rPr>
       </w:pPr>
     </w:p>
     <w:p>
       <w:pPr>
         <w:pStyle w:val="1"/>
+        <w:keepNext/>
       </w:pPr>
       <w:proofErr w:type="spellStart"/>
       <w:r>
+        <w:lastRenderedPageBreak/>
         <w:t>Роутинг</w:t>
       </w:r>
       <w:proofErr w:type="spellEnd"/>
@@ -1351,9 +1314,9 @@
       </w:pPr>
       <w:r>
         <w:rPr>
-          <w:lang w:val="en-US"/>
-        </w:rPr>
-        <w:lastRenderedPageBreak/>
+          <w:noProof/>
+          <w:lang w:val="en-US"/>
+        </w:rPr>
         <w:drawing>
           <wp:inline distT="0" distB="0" distL="0" distR="0" wp14:anchorId="776E3598" wp14:editId="5A0B0ABE">
             <wp:extent cx="4229690" cy="6458851"/>
@@ -1394,9 +1357,6 @@
     <w:p>
       <w:pPr>
         <w:spacing w:before="240" w:after="120"/>
-        <w:rPr>
-          <w:lang w:val="en-US"/>
-        </w:rPr>
       </w:pPr>
       <w:r>
         <w:t xml:space="preserve">Скриншот 18 — три </w:t>
@@ -1413,20 +1373,18 @@
     <w:p>
       <w:pPr>
         <w:spacing w:before="240" w:after="120"/>
-        <w:rPr>
-          <w:lang w:val="en-US"/>
-        </w:rPr>
-      </w:pPr>
-    </w:p>
-    <w:p>
-      <w:pPr>
-        <w:spacing w:before="240" w:after="120"/>
-        <w:rPr>
-          <w:lang w:val="en-US"/>
-        </w:rPr>
-      </w:pPr>
-      <w:r>
-        <w:rPr>
+      </w:pPr>
+    </w:p>
+    <w:p>
+      <w:pPr>
+        <w:spacing w:before="240" w:after="120"/>
+        <w:rPr>
+          <w:lang w:val="en-US"/>
+        </w:rPr>
+      </w:pPr>
+      <w:r>
+        <w:rPr>
+          <w:noProof/>
           <w:lang w:val="en-US"/>
         </w:rPr>
         <w:lastRenderedPageBreak/>
